--- a/03-execution/15-week/03-optional-activity/Link figma idea modulo 9.docx
+++ b/03-execution/15-week/03-optional-activity/Link figma idea modulo 9.docx
@@ -16,18 +16,24 @@
         <w:t xml:space="preserve"> idea módulo 9</w:t>
       </w:r>
       <w:r>
-        <w:t xml:space="preserve">: </w:t>
+        <w:t xml:space="preserve"> </w:t>
       </w:r>
       <w:hyperlink r:id="rId4" w:history="1">
         <w:r>
           <w:rPr>
             <w:rStyle w:val="Hipervnculo"/>
           </w:rPr>
-          <w:t>https://www.figma.com/make/8FnSUjNYjLobKRI0R4lHXA/Mockup-M%C3%B3dulo-Monitoreo-SENA?t=nQAEeJtXfHLM2UqB-1&amp;preview-route=%2Freportes</w:t>
+          <w:t>https://www.figma.com/make/8FnSUjNYjLob</w:t>
+        </w:r>
+        <w:bookmarkStart w:id="0" w:name="_GoBack"/>
+        <w:bookmarkEnd w:id="0"/>
+        <w:r>
+          <w:rPr>
+            <w:rStyle w:val="Hipervnculo"/>
+          </w:rPr>
+          <w:t>KRI0R4lHXA/Mockup-M%C3%B3dulo-Monitoreo-SENA?fullscreen=1&amp;t=79CaC3Q7h5g7lFKf-1&amp;code-node-id=0-9}</w:t>
         </w:r>
       </w:hyperlink>
-      <w:bookmarkStart w:id="0" w:name="_GoBack"/>
-      <w:bookmarkEnd w:id="0"/>
     </w:p>
     <w:sectPr>
       <w:pgSz w:w="12240" w:h="15840"/>
